--- a/public/documents/Vula-Compass-Report-Template.docx
+++ b/public/documents/Vula-Compass-Report-Template.docx
@@ -4,56 +4,8 @@
   <w:body>
     <w:p>
       <w:pPr>
-        <w:pBdr>
-          <w:left w:val="thick" w:color="01A1B7" w:sz="24" w:space="6"/>
-        </w:pBdr>
-        <w:spacing w:after="60"/>
-      </w:pPr>
-      <w:r>
-        <w:rPr>
-          <w:rFonts w:ascii="Calibri" w:cs="Calibri" w:eastAsia="Calibri" w:hAnsi="Calibri"/>
-          <w:b/>
-          <w:bCs/>
-          <w:color w:val="01A1B7"/>
-          <w:sz w:val="40"/>
-          <w:szCs w:val="40"/>
-        </w:rPr>
-        <w:t xml:space="preserve">VULA</w:t>
-      </w:r>
-      <w:r>
-        <w:rPr>
-          <w:rFonts w:ascii="Calibri" w:cs="Calibri" w:eastAsia="Calibri" w:hAnsi="Calibri"/>
-          <w:color w:val="0A1628"/>
-          <w:sz w:val="28"/>
-          <w:szCs w:val="28"/>
-        </w:rPr>
-        <w:t xml:space="preserve">  Solutions</w:t>
-      </w:r>
-    </w:p>
-    <w:p>
-      <w:pPr>
-        <w:pBdr>
-          <w:bottom w:val="single" w:color="01A1B7" w:sz="6"/>
-        </w:pBdr>
-        <w:spacing w:after="240"/>
-      </w:pPr>
-    </w:p>
-    <w:p>
-      <w:pPr>
-        <w:spacing w:after="0" w:before="0"/>
-      </w:pPr>
-      <w:r>
-        <w:rPr>
-          <w:sz w:val="48"/>
-          <w:szCs w:val="48"/>
-        </w:rPr>
-        <w:t xml:space="preserve"/>
-      </w:r>
-    </w:p>
-    <w:p>
-      <w:pPr>
         <w:shd w:fill="0A1628" w:color="auto" w:val="clear"/>
-        <w:spacing w:after="0" w:before="0"/>
+        <w:spacing w:after="120" w:before="120"/>
       </w:pPr>
       <w:r>
         <w:rPr>
@@ -61,25 +13,105 @@
           <w:b/>
           <w:bCs/>
           <w:color w:val="FFFFFF"/>
-          <w:sz w:val="48"/>
-          <w:szCs w:val="48"/>
-        </w:rPr>
-        <w:t xml:space="preserve">  COMPASS REPORT</w:t>
-      </w:r>
-    </w:p>
-    <w:p>
-      <w:pPr>
-        <w:shd w:fill="01A1B7" w:color="auto" w:val="clear"/>
-        <w:spacing w:after="480" w:before="0"/>
-      </w:pPr>
-      <w:r>
-        <w:rPr>
-          <w:rFonts w:ascii="Calibri" w:cs="Calibri" w:eastAsia="Calibri" w:hAnsi="Calibri"/>
-          <w:color w:val="FFFFFF"/>
+          <w:sz w:val="40"/>
+          <w:szCs w:val="40"/>
+        </w:rPr>
+        <w:t xml:space="preserve">  VULA</w:t>
+      </w:r>
+      <w:r>
+        <w:rPr>
+          <w:rFonts w:ascii="Calibri" w:cs="Calibri" w:eastAsia="Calibri" w:hAnsi="Calibri"/>
+          <w:color w:val="A8C4CC"/>
           <w:sz w:val="26"/>
           <w:szCs w:val="26"/>
         </w:rPr>
-        <w:t xml:space="preserve">  [Session Tier: Essential / Professional / Strategic]</w:t>
+        <w:t xml:space="preserve">  Solutions</w:t>
+      </w:r>
+    </w:p>
+    <w:p>
+      <w:pPr>
+        <w:shd w:fill="01A1B7" w:color="auto" w:val="clear"/>
+        <w:spacing w:after="0" w:before="0"/>
+      </w:pPr>
+      <w:r>
+        <w:rPr>
+          <w:rFonts w:ascii="Calibri" w:cs="Calibri" w:eastAsia="Calibri" w:hAnsi="Calibri"/>
+          <w:sz w:val="4"/>
+          <w:szCs w:val="4"/>
+        </w:rPr>
+        <w:t xml:space="preserve"> </w:t>
+      </w:r>
+    </w:p>
+    <w:p>
+      <w:pPr>
+        <w:shd w:fill="0A1628" w:color="auto" w:val="clear"/>
+        <w:spacing w:after="0" w:before="0"/>
+      </w:pPr>
+      <w:r>
+        <w:rPr>
+          <w:rFonts w:ascii="Calibri" w:cs="Calibri" w:eastAsia="Calibri" w:hAnsi="Calibri"/>
+          <w:sz w:val="16"/>
+          <w:szCs w:val="16"/>
+        </w:rPr>
+        <w:t xml:space="preserve"> </w:t>
+      </w:r>
+    </w:p>
+    <w:p>
+      <w:pPr>
+        <w:shd w:fill="0A1628" w:color="auto" w:val="clear"/>
+        <w:spacing w:after="120" w:before="0"/>
+      </w:pPr>
+      <w:r>
+        <w:rPr>
+          <w:rFonts w:ascii="Calibri" w:cs="Calibri" w:eastAsia="Calibri" w:hAnsi="Calibri"/>
+          <w:b/>
+          <w:bCs/>
+          <w:color w:val="FFFFFF"/>
+          <w:sz w:val="56"/>
+          <w:szCs w:val="56"/>
+        </w:rPr>
+        <w:t xml:space="preserve">Compass Report</w:t>
+      </w:r>
+    </w:p>
+    <w:p>
+      <w:pPr>
+        <w:shd w:fill="0A1628" w:color="auto" w:val="clear"/>
+        <w:spacing w:after="0" w:before="0"/>
+      </w:pPr>
+      <w:r>
+        <w:rPr>
+          <w:rFonts w:ascii="Calibri" w:cs="Calibri" w:eastAsia="Calibri" w:hAnsi="Calibri"/>
+          <w:color w:val="01A1B7"/>
+          <w:sz w:val="26"/>
+          <w:szCs w:val="26"/>
+        </w:rPr>
+        <w:t xml:space="preserve">[Session Tier: Essential / Professional / Strategic]</w:t>
+      </w:r>
+    </w:p>
+    <w:p>
+      <w:pPr>
+        <w:shd w:fill="0A1628" w:color="auto" w:val="clear"/>
+        <w:spacing w:after="0" w:before="0"/>
+      </w:pPr>
+      <w:r>
+        <w:rPr>
+          <w:rFonts w:ascii="Calibri" w:cs="Calibri" w:eastAsia="Calibri" w:hAnsi="Calibri"/>
+          <w:sz w:val="24"/>
+          <w:szCs w:val="24"/>
+        </w:rPr>
+        <w:t xml:space="preserve"> </w:t>
+      </w:r>
+    </w:p>
+    <w:p>
+      <w:pPr>
+        <w:spacing w:after="0" w:before="0"/>
+      </w:pPr>
+      <w:r>
+        <w:rPr>
+          <w:sz w:val="32"/>
+          <w:szCs w:val="32"/>
+        </w:rPr>
+        <w:t xml:space="preserve"/>
       </w:r>
     </w:p>
     <w:p>
@@ -1037,13 +1069,18 @@
     </w:p>
     <w:p>
       <w:pPr>
-        <w:pStyle w:val="ListParagraph"/>
-        <w:numPr>
-          <w:ilvl w:val="0"/>
-          <w:numId w:val="1"/>
-        </w:numPr>
         <w:spacing w:after="80" w:before="0"/>
-      </w:pPr>
+        <w:ind w:left="480" w:hanging="320"/>
+      </w:pPr>
+      <w:r>
+        <w:rPr>
+          <w:rFonts w:ascii="Calibri" w:cs="Calibri" w:eastAsia="Calibri" w:hAnsi="Calibri"/>
+          <w:color w:val="01A1B7"/>
+          <w:sz w:val="20"/>
+          <w:szCs w:val="20"/>
+        </w:rPr>
+        <w:t xml:space="preserve">▸  </w:t>
+      </w:r>
       <w:r>
         <w:rPr>
           <w:rFonts w:ascii="Calibri" w:cs="Calibri" w:eastAsia="Calibri" w:hAnsi="Calibri"/>
@@ -1055,13 +1092,18 @@
     </w:p>
     <w:p>
       <w:pPr>
-        <w:pStyle w:val="ListParagraph"/>
-        <w:numPr>
-          <w:ilvl w:val="0"/>
-          <w:numId w:val="1"/>
-        </w:numPr>
         <w:spacing w:after="80" w:before="0"/>
-      </w:pPr>
+        <w:ind w:left="480" w:hanging="320"/>
+      </w:pPr>
+      <w:r>
+        <w:rPr>
+          <w:rFonts w:ascii="Calibri" w:cs="Calibri" w:eastAsia="Calibri" w:hAnsi="Calibri"/>
+          <w:color w:val="01A1B7"/>
+          <w:sz w:val="20"/>
+          <w:szCs w:val="20"/>
+        </w:rPr>
+        <w:t xml:space="preserve">▸  </w:t>
+      </w:r>
       <w:r>
         <w:rPr>
           <w:rFonts w:ascii="Calibri" w:cs="Calibri" w:eastAsia="Calibri" w:hAnsi="Calibri"/>
@@ -1073,13 +1115,18 @@
     </w:p>
     <w:p>
       <w:pPr>
-        <w:pStyle w:val="ListParagraph"/>
-        <w:numPr>
-          <w:ilvl w:val="0"/>
-          <w:numId w:val="1"/>
-        </w:numPr>
         <w:spacing w:after="80" w:before="0"/>
-      </w:pPr>
+        <w:ind w:left="480" w:hanging="320"/>
+      </w:pPr>
+      <w:r>
+        <w:rPr>
+          <w:rFonts w:ascii="Calibri" w:cs="Calibri" w:eastAsia="Calibri" w:hAnsi="Calibri"/>
+          <w:color w:val="01A1B7"/>
+          <w:sz w:val="20"/>
+          <w:szCs w:val="20"/>
+        </w:rPr>
+        <w:t xml:space="preserve">▸  </w:t>
+      </w:r>
       <w:r>
         <w:rPr>
           <w:rFonts w:ascii="Calibri" w:cs="Calibri" w:eastAsia="Calibri" w:hAnsi="Calibri"/>
@@ -1589,13 +1636,18 @@
     </w:p>
     <w:p>
       <w:pPr>
-        <w:pStyle w:val="ListParagraph"/>
-        <w:numPr>
-          <w:ilvl w:val="0"/>
-          <w:numId w:val="1"/>
-        </w:numPr>
         <w:spacing w:after="80" w:before="0"/>
-      </w:pPr>
+        <w:ind w:left="480" w:hanging="320"/>
+      </w:pPr>
+      <w:r>
+        <w:rPr>
+          <w:rFonts w:ascii="Calibri" w:cs="Calibri" w:eastAsia="Calibri" w:hAnsi="Calibri"/>
+          <w:color w:val="01A1B7"/>
+          <w:sz w:val="20"/>
+          <w:szCs w:val="20"/>
+        </w:rPr>
+        <w:t xml:space="preserve">▸  </w:t>
+      </w:r>
       <w:r>
         <w:rPr>
           <w:rFonts w:ascii="Calibri" w:cs="Calibri" w:eastAsia="Calibri" w:hAnsi="Calibri"/>
@@ -1607,13 +1659,18 @@
     </w:p>
     <w:p>
       <w:pPr>
-        <w:pStyle w:val="ListParagraph"/>
-        <w:numPr>
-          <w:ilvl w:val="0"/>
-          <w:numId w:val="1"/>
-        </w:numPr>
         <w:spacing w:after="80" w:before="0"/>
-      </w:pPr>
+        <w:ind w:left="480" w:hanging="320"/>
+      </w:pPr>
+      <w:r>
+        <w:rPr>
+          <w:rFonts w:ascii="Calibri" w:cs="Calibri" w:eastAsia="Calibri" w:hAnsi="Calibri"/>
+          <w:color w:val="01A1B7"/>
+          <w:sz w:val="20"/>
+          <w:szCs w:val="20"/>
+        </w:rPr>
+        <w:t xml:space="preserve">▸  </w:t>
+      </w:r>
       <w:r>
         <w:rPr>
           <w:rFonts w:ascii="Calibri" w:cs="Calibri" w:eastAsia="Calibri" w:hAnsi="Calibri"/>
@@ -1625,13 +1682,18 @@
     </w:p>
     <w:p>
       <w:pPr>
-        <w:pStyle w:val="ListParagraph"/>
-        <w:numPr>
-          <w:ilvl w:val="0"/>
-          <w:numId w:val="1"/>
-        </w:numPr>
         <w:spacing w:after="80" w:before="0"/>
-      </w:pPr>
+        <w:ind w:left="480" w:hanging="320"/>
+      </w:pPr>
+      <w:r>
+        <w:rPr>
+          <w:rFonts w:ascii="Calibri" w:cs="Calibri" w:eastAsia="Calibri" w:hAnsi="Calibri"/>
+          <w:color w:val="01A1B7"/>
+          <w:sz w:val="20"/>
+          <w:szCs w:val="20"/>
+        </w:rPr>
+        <w:t xml:space="preserve">▸  </w:t>
+      </w:r>
       <w:r>
         <w:rPr>
           <w:rFonts w:ascii="Calibri" w:cs="Calibri" w:eastAsia="Calibri" w:hAnsi="Calibri"/>
@@ -1674,13 +1736,18 @@
     </w:p>
     <w:p>
       <w:pPr>
-        <w:pStyle w:val="ListParagraph"/>
-        <w:numPr>
-          <w:ilvl w:val="0"/>
-          <w:numId w:val="1"/>
-        </w:numPr>
         <w:spacing w:after="80" w:before="0"/>
-      </w:pPr>
+        <w:ind w:left="480" w:hanging="320"/>
+      </w:pPr>
+      <w:r>
+        <w:rPr>
+          <w:rFonts w:ascii="Calibri" w:cs="Calibri" w:eastAsia="Calibri" w:hAnsi="Calibri"/>
+          <w:color w:val="01A1B7"/>
+          <w:sz w:val="20"/>
+          <w:szCs w:val="20"/>
+        </w:rPr>
+        <w:t xml:space="preserve">▸  </w:t>
+      </w:r>
       <w:r>
         <w:rPr>
           <w:rFonts w:ascii="Calibri" w:cs="Calibri" w:eastAsia="Calibri" w:hAnsi="Calibri"/>
@@ -1692,13 +1759,18 @@
     </w:p>
     <w:p>
       <w:pPr>
-        <w:pStyle w:val="ListParagraph"/>
-        <w:numPr>
-          <w:ilvl w:val="0"/>
-          <w:numId w:val="1"/>
-        </w:numPr>
         <w:spacing w:after="80" w:before="0"/>
-      </w:pPr>
+        <w:ind w:left="480" w:hanging="320"/>
+      </w:pPr>
+      <w:r>
+        <w:rPr>
+          <w:rFonts w:ascii="Calibri" w:cs="Calibri" w:eastAsia="Calibri" w:hAnsi="Calibri"/>
+          <w:color w:val="01A1B7"/>
+          <w:sz w:val="20"/>
+          <w:szCs w:val="20"/>
+        </w:rPr>
+        <w:t xml:space="preserve">▸  </w:t>
+      </w:r>
       <w:r>
         <w:rPr>
           <w:rFonts w:ascii="Calibri" w:cs="Calibri" w:eastAsia="Calibri" w:hAnsi="Calibri"/>
@@ -1710,13 +1782,18 @@
     </w:p>
     <w:p>
       <w:pPr>
-        <w:pStyle w:val="ListParagraph"/>
-        <w:numPr>
-          <w:ilvl w:val="0"/>
-          <w:numId w:val="1"/>
-        </w:numPr>
         <w:spacing w:after="80" w:before="0"/>
-      </w:pPr>
+        <w:ind w:left="480" w:hanging="320"/>
+      </w:pPr>
+      <w:r>
+        <w:rPr>
+          <w:rFonts w:ascii="Calibri" w:cs="Calibri" w:eastAsia="Calibri" w:hAnsi="Calibri"/>
+          <w:color w:val="01A1B7"/>
+          <w:sz w:val="20"/>
+          <w:szCs w:val="20"/>
+        </w:rPr>
+        <w:t xml:space="preserve">▸  </w:t>
+      </w:r>
       <w:r>
         <w:rPr>
           <w:rFonts w:ascii="Calibri" w:cs="Calibri" w:eastAsia="Calibri" w:hAnsi="Calibri"/>
@@ -1728,13 +1805,18 @@
     </w:p>
     <w:p>
       <w:pPr>
-        <w:pStyle w:val="ListParagraph"/>
-        <w:numPr>
-          <w:ilvl w:val="0"/>
-          <w:numId w:val="1"/>
-        </w:numPr>
         <w:spacing w:after="80" w:before="0"/>
-      </w:pPr>
+        <w:ind w:left="480" w:hanging="320"/>
+      </w:pPr>
+      <w:r>
+        <w:rPr>
+          <w:rFonts w:ascii="Calibri" w:cs="Calibri" w:eastAsia="Calibri" w:hAnsi="Calibri"/>
+          <w:color w:val="01A1B7"/>
+          <w:sz w:val="20"/>
+          <w:szCs w:val="20"/>
+        </w:rPr>
+        <w:t xml:space="preserve">▸  </w:t>
+      </w:r>
       <w:r>
         <w:rPr>
           <w:rFonts w:ascii="Calibri" w:cs="Calibri" w:eastAsia="Calibri" w:hAnsi="Calibri"/>
@@ -1777,13 +1859,18 @@
     </w:p>
     <w:p>
       <w:pPr>
-        <w:pStyle w:val="ListParagraph"/>
-        <w:numPr>
-          <w:ilvl w:val="0"/>
-          <w:numId w:val="1"/>
-        </w:numPr>
         <w:spacing w:after="80" w:before="0"/>
-      </w:pPr>
+        <w:ind w:left="480" w:hanging="320"/>
+      </w:pPr>
+      <w:r>
+        <w:rPr>
+          <w:rFonts w:ascii="Calibri" w:cs="Calibri" w:eastAsia="Calibri" w:hAnsi="Calibri"/>
+          <w:color w:val="01A1B7"/>
+          <w:sz w:val="20"/>
+          <w:szCs w:val="20"/>
+        </w:rPr>
+        <w:t xml:space="preserve">▸  </w:t>
+      </w:r>
       <w:r>
         <w:rPr>
           <w:rFonts w:ascii="Calibri" w:cs="Calibri" w:eastAsia="Calibri" w:hAnsi="Calibri"/>
@@ -1795,13 +1882,18 @@
     </w:p>
     <w:p>
       <w:pPr>
-        <w:pStyle w:val="ListParagraph"/>
-        <w:numPr>
-          <w:ilvl w:val="0"/>
-          <w:numId w:val="1"/>
-        </w:numPr>
         <w:spacing w:after="80" w:before="0"/>
-      </w:pPr>
+        <w:ind w:left="480" w:hanging="320"/>
+      </w:pPr>
+      <w:r>
+        <w:rPr>
+          <w:rFonts w:ascii="Calibri" w:cs="Calibri" w:eastAsia="Calibri" w:hAnsi="Calibri"/>
+          <w:color w:val="01A1B7"/>
+          <w:sz w:val="20"/>
+          <w:szCs w:val="20"/>
+        </w:rPr>
+        <w:t xml:space="preserve">▸  </w:t>
+      </w:r>
       <w:r>
         <w:rPr>
           <w:rFonts w:ascii="Calibri" w:cs="Calibri" w:eastAsia="Calibri" w:hAnsi="Calibri"/>
@@ -2647,13 +2739,18 @@
     </w:p>
     <w:p>
       <w:pPr>
-        <w:pStyle w:val="ListParagraph"/>
-        <w:numPr>
-          <w:ilvl w:val="0"/>
-          <w:numId w:val="1"/>
-        </w:numPr>
         <w:spacing w:after="80" w:before="0"/>
-      </w:pPr>
+        <w:ind w:left="480" w:hanging="320"/>
+      </w:pPr>
+      <w:r>
+        <w:rPr>
+          <w:rFonts w:ascii="Calibri" w:cs="Calibri" w:eastAsia="Calibri" w:hAnsi="Calibri"/>
+          <w:color w:val="01A1B7"/>
+          <w:sz w:val="20"/>
+          <w:szCs w:val="20"/>
+        </w:rPr>
+        <w:t xml:space="preserve">▸  </w:t>
+      </w:r>
       <w:r>
         <w:rPr>
           <w:rFonts w:ascii="Calibri" w:cs="Calibri" w:eastAsia="Calibri" w:hAnsi="Calibri"/>
@@ -2665,13 +2762,18 @@
     </w:p>
     <w:p>
       <w:pPr>
-        <w:pStyle w:val="ListParagraph"/>
-        <w:numPr>
-          <w:ilvl w:val="0"/>
-          <w:numId w:val="1"/>
-        </w:numPr>
         <w:spacing w:after="80" w:before="0"/>
-      </w:pPr>
+        <w:ind w:left="480" w:hanging="320"/>
+      </w:pPr>
+      <w:r>
+        <w:rPr>
+          <w:rFonts w:ascii="Calibri" w:cs="Calibri" w:eastAsia="Calibri" w:hAnsi="Calibri"/>
+          <w:color w:val="01A1B7"/>
+          <w:sz w:val="20"/>
+          <w:szCs w:val="20"/>
+        </w:rPr>
+        <w:t xml:space="preserve">▸  </w:t>
+      </w:r>
       <w:r>
         <w:rPr>
           <w:rFonts w:ascii="Calibri" w:cs="Calibri" w:eastAsia="Calibri" w:hAnsi="Calibri"/>
@@ -2683,13 +2785,18 @@
     </w:p>
     <w:p>
       <w:pPr>
-        <w:pStyle w:val="ListParagraph"/>
-        <w:numPr>
-          <w:ilvl w:val="0"/>
-          <w:numId w:val="1"/>
-        </w:numPr>
         <w:spacing w:after="80" w:before="0"/>
-      </w:pPr>
+        <w:ind w:left="480" w:hanging="320"/>
+      </w:pPr>
+      <w:r>
+        <w:rPr>
+          <w:rFonts w:ascii="Calibri" w:cs="Calibri" w:eastAsia="Calibri" w:hAnsi="Calibri"/>
+          <w:color w:val="01A1B7"/>
+          <w:sz w:val="20"/>
+          <w:szCs w:val="20"/>
+        </w:rPr>
+        <w:t xml:space="preserve">▸  </w:t>
+      </w:r>
       <w:r>
         <w:rPr>
           <w:rFonts w:ascii="Calibri" w:cs="Calibri" w:eastAsia="Calibri" w:hAnsi="Calibri"/>
@@ -2732,13 +2839,18 @@
     </w:p>
     <w:p>
       <w:pPr>
-        <w:pStyle w:val="ListParagraph"/>
-        <w:numPr>
-          <w:ilvl w:val="0"/>
-          <w:numId w:val="1"/>
-        </w:numPr>
         <w:spacing w:after="80" w:before="0"/>
-      </w:pPr>
+        <w:ind w:left="480" w:hanging="320"/>
+      </w:pPr>
+      <w:r>
+        <w:rPr>
+          <w:rFonts w:ascii="Calibri" w:cs="Calibri" w:eastAsia="Calibri" w:hAnsi="Calibri"/>
+          <w:color w:val="01A1B7"/>
+          <w:sz w:val="20"/>
+          <w:szCs w:val="20"/>
+        </w:rPr>
+        <w:t xml:space="preserve">▸  </w:t>
+      </w:r>
       <w:r>
         <w:rPr>
           <w:rFonts w:ascii="Calibri" w:cs="Calibri" w:eastAsia="Calibri" w:hAnsi="Calibri"/>
@@ -2750,13 +2862,18 @@
     </w:p>
     <w:p>
       <w:pPr>
-        <w:pStyle w:val="ListParagraph"/>
-        <w:numPr>
-          <w:ilvl w:val="0"/>
-          <w:numId w:val="1"/>
-        </w:numPr>
         <w:spacing w:after="80" w:before="0"/>
-      </w:pPr>
+        <w:ind w:left="480" w:hanging="320"/>
+      </w:pPr>
+      <w:r>
+        <w:rPr>
+          <w:rFonts w:ascii="Calibri" w:cs="Calibri" w:eastAsia="Calibri" w:hAnsi="Calibri"/>
+          <w:color w:val="01A1B7"/>
+          <w:sz w:val="20"/>
+          <w:szCs w:val="20"/>
+        </w:rPr>
+        <w:t xml:space="preserve">▸  </w:t>
+      </w:r>
       <w:r>
         <w:rPr>
           <w:rFonts w:ascii="Calibri" w:cs="Calibri" w:eastAsia="Calibri" w:hAnsi="Calibri"/>
@@ -2768,13 +2885,18 @@
     </w:p>
     <w:p>
       <w:pPr>
-        <w:pStyle w:val="ListParagraph"/>
-        <w:numPr>
-          <w:ilvl w:val="0"/>
-          <w:numId w:val="1"/>
-        </w:numPr>
         <w:spacing w:after="80" w:before="0"/>
-      </w:pPr>
+        <w:ind w:left="480" w:hanging="320"/>
+      </w:pPr>
+      <w:r>
+        <w:rPr>
+          <w:rFonts w:ascii="Calibri" w:cs="Calibri" w:eastAsia="Calibri" w:hAnsi="Calibri"/>
+          <w:color w:val="01A1B7"/>
+          <w:sz w:val="20"/>
+          <w:szCs w:val="20"/>
+        </w:rPr>
+        <w:t xml:space="preserve">▸  </w:t>
+      </w:r>
       <w:r>
         <w:rPr>
           <w:rFonts w:ascii="Calibri" w:cs="Calibri" w:eastAsia="Calibri" w:hAnsi="Calibri"/>
@@ -2817,13 +2939,18 @@
     </w:p>
     <w:p>
       <w:pPr>
-        <w:pStyle w:val="ListParagraph"/>
-        <w:numPr>
-          <w:ilvl w:val="0"/>
-          <w:numId w:val="1"/>
-        </w:numPr>
         <w:spacing w:after="80" w:before="0"/>
-      </w:pPr>
+        <w:ind w:left="480" w:hanging="320"/>
+      </w:pPr>
+      <w:r>
+        <w:rPr>
+          <w:rFonts w:ascii="Calibri" w:cs="Calibri" w:eastAsia="Calibri" w:hAnsi="Calibri"/>
+          <w:color w:val="01A1B7"/>
+          <w:sz w:val="20"/>
+          <w:szCs w:val="20"/>
+        </w:rPr>
+        <w:t xml:space="preserve">▸  </w:t>
+      </w:r>
       <w:r>
         <w:rPr>
           <w:rFonts w:ascii="Calibri" w:cs="Calibri" w:eastAsia="Calibri" w:hAnsi="Calibri"/>
@@ -2835,13 +2962,18 @@
     </w:p>
     <w:p>
       <w:pPr>
-        <w:pStyle w:val="ListParagraph"/>
-        <w:numPr>
-          <w:ilvl w:val="0"/>
-          <w:numId w:val="1"/>
-        </w:numPr>
         <w:spacing w:after="80" w:before="0"/>
-      </w:pPr>
+        <w:ind w:left="480" w:hanging="320"/>
+      </w:pPr>
+      <w:r>
+        <w:rPr>
+          <w:rFonts w:ascii="Calibri" w:cs="Calibri" w:eastAsia="Calibri" w:hAnsi="Calibri"/>
+          <w:color w:val="01A1B7"/>
+          <w:sz w:val="20"/>
+          <w:szCs w:val="20"/>
+        </w:rPr>
+        <w:t xml:space="preserve">▸  </w:t>
+      </w:r>
       <w:r>
         <w:rPr>
           <w:rFonts w:ascii="Calibri" w:cs="Calibri" w:eastAsia="Calibri" w:hAnsi="Calibri"/>
@@ -2884,13 +3016,18 @@
     </w:p>
     <w:p>
       <w:pPr>
-        <w:pStyle w:val="ListParagraph"/>
-        <w:numPr>
-          <w:ilvl w:val="0"/>
-          <w:numId w:val="1"/>
-        </w:numPr>
         <w:spacing w:after="80" w:before="0"/>
-      </w:pPr>
+        <w:ind w:left="480" w:hanging="320"/>
+      </w:pPr>
+      <w:r>
+        <w:rPr>
+          <w:rFonts w:ascii="Calibri" w:cs="Calibri" w:eastAsia="Calibri" w:hAnsi="Calibri"/>
+          <w:color w:val="01A1B7"/>
+          <w:sz w:val="20"/>
+          <w:szCs w:val="20"/>
+        </w:rPr>
+        <w:t xml:space="preserve">▸  </w:t>
+      </w:r>
       <w:r>
         <w:rPr>
           <w:rFonts w:ascii="Calibri" w:cs="Calibri" w:eastAsia="Calibri" w:hAnsi="Calibri"/>
@@ -2902,13 +3039,18 @@
     </w:p>
     <w:p>
       <w:pPr>
-        <w:pStyle w:val="ListParagraph"/>
-        <w:numPr>
-          <w:ilvl w:val="0"/>
-          <w:numId w:val="1"/>
-        </w:numPr>
         <w:spacing w:after="80" w:before="0"/>
-      </w:pPr>
+        <w:ind w:left="480" w:hanging="320"/>
+      </w:pPr>
+      <w:r>
+        <w:rPr>
+          <w:rFonts w:ascii="Calibri" w:cs="Calibri" w:eastAsia="Calibri" w:hAnsi="Calibri"/>
+          <w:color w:val="01A1B7"/>
+          <w:sz w:val="20"/>
+          <w:szCs w:val="20"/>
+        </w:rPr>
+        <w:t xml:space="preserve">▸  </w:t>
+      </w:r>
       <w:r>
         <w:rPr>
           <w:rFonts w:ascii="Calibri" w:cs="Calibri" w:eastAsia="Calibri" w:hAnsi="Calibri"/>
@@ -3487,13 +3629,18 @@
     </w:p>
     <w:p>
       <w:pPr>
-        <w:pStyle w:val="ListParagraph"/>
-        <w:numPr>
-          <w:ilvl w:val="0"/>
-          <w:numId w:val="1"/>
-        </w:numPr>
         <w:spacing w:after="80" w:before="0"/>
-      </w:pPr>
+        <w:ind w:left="480" w:hanging="320"/>
+      </w:pPr>
+      <w:r>
+        <w:rPr>
+          <w:rFonts w:ascii="Calibri" w:cs="Calibri" w:eastAsia="Calibri" w:hAnsi="Calibri"/>
+          <w:color w:val="01A1B7"/>
+          <w:sz w:val="20"/>
+          <w:szCs w:val="20"/>
+        </w:rPr>
+        <w:t xml:space="preserve">▸  </w:t>
+      </w:r>
       <w:r>
         <w:rPr>
           <w:rFonts w:ascii="Calibri" w:cs="Calibri" w:eastAsia="Calibri" w:hAnsi="Calibri"/>
@@ -3505,13 +3652,18 @@
     </w:p>
     <w:p>
       <w:pPr>
-        <w:pStyle w:val="ListParagraph"/>
-        <w:numPr>
-          <w:ilvl w:val="0"/>
-          <w:numId w:val="1"/>
-        </w:numPr>
         <w:spacing w:after="80" w:before="0"/>
-      </w:pPr>
+        <w:ind w:left="480" w:hanging="320"/>
+      </w:pPr>
+      <w:r>
+        <w:rPr>
+          <w:rFonts w:ascii="Calibri" w:cs="Calibri" w:eastAsia="Calibri" w:hAnsi="Calibri"/>
+          <w:color w:val="01A1B7"/>
+          <w:sz w:val="20"/>
+          <w:szCs w:val="20"/>
+        </w:rPr>
+        <w:t xml:space="preserve">▸  </w:t>
+      </w:r>
       <w:r>
         <w:rPr>
           <w:rFonts w:ascii="Calibri" w:cs="Calibri" w:eastAsia="Calibri" w:hAnsi="Calibri"/>
